--- a/docs/modeles_civicrm_vierges/037-ARRIVEE-info_deces_avec_restitution_RAPPEL.docx
+++ b/docs/modeles_civicrm_vierges/037-ARRIVEE-info_deces_avec_restitution_RAPPEL.docx
@@ -395,7 +395,157 @@
                 <w:szCs w:val="18"/>
                 <w:lang w:val="en-US"/>
               </w:rPr>
-              <w:t>{Tokens_PAQPF_Champs_de_fusion_1.Contact_RelationshipCache_Contact_01.postal_greeting_display} {Tokens_PAQPF_Champs_de_fusion_1.CONCAT_WS_Contact_RelationshipCache_Contact_01_last_name_Contact_RelationshipCache_Contact_01_nick_name}</w:t>
+              <w:t>{Tokens_PAQPF_Champs_de_fusion_</w:t>
+            </w:r>
+            <w:proofErr w:type="gramStart"/>
+            <w:r>
+              <w:rPr>
+                <w:rFonts w:ascii="Arial" w:hAnsi="Arial" w:cs="Arial"/>
+                <w:sz w:val="18"/>
+                <w:szCs w:val="18"/>
+                <w:lang w:val="en-US"/>
+              </w:rPr>
+              <w:t>1.Contact</w:t>
+            </w:r>
+            <w:proofErr w:type="gramEnd"/>
+            <w:r>
+              <w:rPr>
+                <w:rFonts w:ascii="Arial" w:hAnsi="Arial" w:cs="Arial"/>
+                <w:sz w:val="18"/>
+                <w:szCs w:val="18"/>
+                <w:lang w:val="en-US"/>
+              </w:rPr>
+              <w:t>_RelationshipCache_Contact_</w:t>
+            </w:r>
+            <w:proofErr w:type="gramStart"/>
+            <w:r>
+              <w:rPr>
+                <w:rFonts w:ascii="Arial" w:hAnsi="Arial" w:cs="Arial"/>
+                <w:sz w:val="18"/>
+                <w:szCs w:val="18"/>
+                <w:lang w:val="en-US"/>
+              </w:rPr>
+              <w:t>01.postal</w:t>
+            </w:r>
+            <w:proofErr w:type="gramEnd"/>
+            <w:r>
+              <w:rPr>
+                <w:rFonts w:ascii="Arial" w:hAnsi="Arial" w:cs="Arial"/>
+                <w:sz w:val="18"/>
+                <w:szCs w:val="18"/>
+                <w:lang w:val="en-US"/>
+              </w:rPr>
+              <w:t>_greeting_</w:t>
+            </w:r>
+            <w:proofErr w:type="gramStart"/>
+            <w:r>
+              <w:rPr>
+                <w:rFonts w:ascii="Arial" w:hAnsi="Arial" w:cs="Arial"/>
+                <w:sz w:val="18"/>
+                <w:szCs w:val="18"/>
+                <w:lang w:val="en-US"/>
+              </w:rPr>
+              <w:t xml:space="preserve">display} </w:t>
+            </w:r>
+            <w:r>
+              <w:t xml:space="preserve"> </w:t>
+            </w:r>
+            <w:r>
+              <w:rPr>
+                <w:rFonts w:ascii="Arial" w:hAnsi="Arial" w:cs="Arial"/>
+                <w:sz w:val="18"/>
+                <w:szCs w:val="18"/>
+                <w:lang w:val="en-US"/>
+              </w:rPr>
+              <w:t>{</w:t>
+            </w:r>
+            <w:proofErr w:type="gramEnd"/>
+            <w:r>
+              <w:rPr>
+                <w:rFonts w:ascii="Arial" w:hAnsi="Arial" w:cs="Arial"/>
+                <w:sz w:val="18"/>
+                <w:szCs w:val="18"/>
+                <w:lang w:val="en-US"/>
+              </w:rPr>
+              <w:t>Tokens_PAQPF_Champs_de_fusion_</w:t>
+            </w:r>
+            <w:proofErr w:type="gramStart"/>
+            <w:r>
+              <w:rPr>
+                <w:rFonts w:ascii="Arial" w:hAnsi="Arial" w:cs="Arial"/>
+                <w:sz w:val="18"/>
+                <w:szCs w:val="18"/>
+                <w:lang w:val="en-US"/>
+              </w:rPr>
+              <w:t>1.Contact</w:t>
+            </w:r>
+            <w:proofErr w:type="gramEnd"/>
+            <w:r>
+              <w:rPr>
+                <w:rFonts w:ascii="Arial" w:hAnsi="Arial" w:cs="Arial"/>
+                <w:sz w:val="18"/>
+                <w:szCs w:val="18"/>
+                <w:lang w:val="en-US"/>
+              </w:rPr>
+              <w:t>_RelationshipCache_Contact_</w:t>
+            </w:r>
+            <w:proofErr w:type="gramStart"/>
+            <w:r>
+              <w:rPr>
+                <w:rFonts w:ascii="Arial" w:hAnsi="Arial" w:cs="Arial"/>
+                <w:sz w:val="18"/>
+                <w:szCs w:val="18"/>
+                <w:lang w:val="en-US"/>
+              </w:rPr>
+              <w:t>01.first</w:t>
+            </w:r>
+            <w:proofErr w:type="gramEnd"/>
+            <w:r>
+              <w:rPr>
+                <w:rFonts w:ascii="Arial" w:hAnsi="Arial" w:cs="Arial"/>
+                <w:sz w:val="18"/>
+                <w:szCs w:val="18"/>
+                <w:lang w:val="en-US"/>
+              </w:rPr>
+              <w:t>_name}</w:t>
+            </w:r>
+            <w:r>
+              <w:rPr>
+                <w:rFonts w:ascii="Arial" w:hAnsi="Arial" w:cs="Arial"/>
+                <w:sz w:val="18"/>
+                <w:szCs w:val="18"/>
+                <w:lang w:val="en-US"/>
+              </w:rPr>
+              <w:t xml:space="preserve"> </w:t>
+            </w:r>
+            <w:r>
+              <w:rPr>
+                <w:rFonts w:ascii="Arial" w:hAnsi="Arial" w:cs="Arial"/>
+                <w:sz w:val="18"/>
+                <w:szCs w:val="18"/>
+                <w:lang w:val="en-US"/>
+              </w:rPr>
+              <w:t>{Tokens_PAQPF_Champs_de_fusion_</w:t>
+            </w:r>
+            <w:proofErr w:type="gramStart"/>
+            <w:r>
+              <w:rPr>
+                <w:rFonts w:ascii="Arial" w:hAnsi="Arial" w:cs="Arial"/>
+                <w:sz w:val="18"/>
+                <w:szCs w:val="18"/>
+                <w:lang w:val="en-US"/>
+              </w:rPr>
+              <w:t>1.CONCAT</w:t>
+            </w:r>
+            <w:proofErr w:type="gramEnd"/>
+            <w:r>
+              <w:rPr>
+                <w:rFonts w:ascii="Arial" w:hAnsi="Arial" w:cs="Arial"/>
+                <w:sz w:val="18"/>
+                <w:szCs w:val="18"/>
+                <w:lang w:val="en-US"/>
+              </w:rPr>
+              <w:t>_WS_Contact_RelationshipCache_Contact_01_last_name_Contact_RelationshipCache_Contact_01_nick_name}</w:t>
             </w:r>
           </w:p>
           <w:p>
@@ -416,7 +566,67 @@
                 <w:szCs w:val="18"/>
                 <w:lang w:val="en-US"/>
               </w:rPr>
-              <w:t>{Tokens_PAQPF_Champs_de_fusion_1.Contact_RelationshipCache_Contact_01.address_primary.street_address}</w:t>
+              <w:t>{Tokens_PAQPF_Champs_de_fusion_</w:t>
+            </w:r>
+            <w:proofErr w:type="gramStart"/>
+            <w:r>
+              <w:rPr>
+                <w:rFonts w:ascii="Arial" w:hAnsi="Arial" w:cs="Arial"/>
+                <w:sz w:val="18"/>
+                <w:szCs w:val="18"/>
+                <w:lang w:val="en-US"/>
+              </w:rPr>
+              <w:t>1.Contact</w:t>
+            </w:r>
+            <w:proofErr w:type="gramEnd"/>
+            <w:r>
+              <w:rPr>
+                <w:rFonts w:ascii="Arial" w:hAnsi="Arial" w:cs="Arial"/>
+                <w:sz w:val="18"/>
+                <w:szCs w:val="18"/>
+                <w:lang w:val="en-US"/>
+              </w:rPr>
+              <w:t>_RelationshipCache_Contact_</w:t>
+            </w:r>
+            <w:proofErr w:type="gramStart"/>
+            <w:r>
+              <w:rPr>
+                <w:rFonts w:ascii="Arial" w:hAnsi="Arial" w:cs="Arial"/>
+                <w:sz w:val="18"/>
+                <w:szCs w:val="18"/>
+                <w:lang w:val="en-US"/>
+              </w:rPr>
+              <w:t>01.address</w:t>
+            </w:r>
+            <w:proofErr w:type="gramEnd"/>
+            <w:r>
+              <w:rPr>
+                <w:rFonts w:ascii="Arial" w:hAnsi="Arial" w:cs="Arial"/>
+                <w:sz w:val="18"/>
+                <w:szCs w:val="18"/>
+                <w:lang w:val="en-US"/>
+              </w:rPr>
+              <w:t>_</w:t>
+            </w:r>
+            <w:proofErr w:type="gramStart"/>
+            <w:r>
+              <w:rPr>
+                <w:rFonts w:ascii="Arial" w:hAnsi="Arial" w:cs="Arial"/>
+                <w:sz w:val="18"/>
+                <w:szCs w:val="18"/>
+                <w:lang w:val="en-US"/>
+              </w:rPr>
+              <w:t>primary.street</w:t>
+            </w:r>
+            <w:proofErr w:type="gramEnd"/>
+            <w:r>
+              <w:rPr>
+                <w:rFonts w:ascii="Arial" w:hAnsi="Arial" w:cs="Arial"/>
+                <w:sz w:val="18"/>
+                <w:szCs w:val="18"/>
+                <w:lang w:val="en-US"/>
+              </w:rPr>
+              <w:t>_address}</w:t>
             </w:r>
           </w:p>
           <w:p>
@@ -437,7 +647,67 @@
                 <w:szCs w:val="18"/>
                 <w:lang w:val="en-US"/>
               </w:rPr>
-              <w:t>{Tokens_PAQPF_Champs_de_fusion_1.Contact_RelationshipCache_Contact_01.address_primary.supplemental_address_1}</w:t>
+              <w:t>{Tokens_PAQPF_Champs_de_fusion_</w:t>
+            </w:r>
+            <w:proofErr w:type="gramStart"/>
+            <w:r>
+              <w:rPr>
+                <w:rFonts w:ascii="Arial" w:hAnsi="Arial" w:cs="Arial"/>
+                <w:sz w:val="18"/>
+                <w:szCs w:val="18"/>
+                <w:lang w:val="en-US"/>
+              </w:rPr>
+              <w:t>1.Contact</w:t>
+            </w:r>
+            <w:proofErr w:type="gramEnd"/>
+            <w:r>
+              <w:rPr>
+                <w:rFonts w:ascii="Arial" w:hAnsi="Arial" w:cs="Arial"/>
+                <w:sz w:val="18"/>
+                <w:szCs w:val="18"/>
+                <w:lang w:val="en-US"/>
+              </w:rPr>
+              <w:t>_RelationshipCache_Contact_</w:t>
+            </w:r>
+            <w:proofErr w:type="gramStart"/>
+            <w:r>
+              <w:rPr>
+                <w:rFonts w:ascii="Arial" w:hAnsi="Arial" w:cs="Arial"/>
+                <w:sz w:val="18"/>
+                <w:szCs w:val="18"/>
+                <w:lang w:val="en-US"/>
+              </w:rPr>
+              <w:t>01.address</w:t>
+            </w:r>
+            <w:proofErr w:type="gramEnd"/>
+            <w:r>
+              <w:rPr>
+                <w:rFonts w:ascii="Arial" w:hAnsi="Arial" w:cs="Arial"/>
+                <w:sz w:val="18"/>
+                <w:szCs w:val="18"/>
+                <w:lang w:val="en-US"/>
+              </w:rPr>
+              <w:t>_</w:t>
+            </w:r>
+            <w:proofErr w:type="gramStart"/>
+            <w:r>
+              <w:rPr>
+                <w:rFonts w:ascii="Arial" w:hAnsi="Arial" w:cs="Arial"/>
+                <w:sz w:val="18"/>
+                <w:szCs w:val="18"/>
+                <w:lang w:val="en-US"/>
+              </w:rPr>
+              <w:t>primary.supplemental</w:t>
+            </w:r>
+            <w:proofErr w:type="gramEnd"/>
+            <w:r>
+              <w:rPr>
+                <w:rFonts w:ascii="Arial" w:hAnsi="Arial" w:cs="Arial"/>
+                <w:sz w:val="18"/>
+                <w:szCs w:val="18"/>
+                <w:lang w:val="en-US"/>
+              </w:rPr>
+              <w:t>_address_1}</w:t>
             </w:r>
           </w:p>
           <w:p>
@@ -478,18 +748,6 @@
               </w:rPr>
               <w:t>{Tokens_PAQPF_Champs_de_fusion_1.Contact_RelationshipCache_Contact_01.address_primary.city}</w:t>
             </w:r>
-          </w:p>
-          <w:p>
-            <w:pPr>
-              <w:pStyle w:val="Contenudetableau"/>
-              <w:ind w:left="283"/>
-              <w:rPr>
-                <w:rFonts w:ascii="Arial" w:hAnsi="Arial" w:cs="Arial"/>
-                <w:sz w:val="18"/>
-                <w:szCs w:val="18"/>
-                <w:lang w:val="en-US"/>
-              </w:rPr>
-            </w:pPr>
           </w:p>
         </w:tc>
       </w:tr>

--- a/docs/modeles_civicrm_vierges/037-ARRIVEE-info_deces_avec_restitution_RAPPEL.docx
+++ b/docs/modeles_civicrm_vierges/037-ARRIVEE-info_deces_avec_restitution_RAPPEL.docx
@@ -23,7 +23,7 @@
         </w:trPr>
         <w:tc>
           <w:tcPr>
-            <w:tcW w:w="5471" w:type="dxa"/>
+            <w:tcW w:w="5472" w:type="dxa"/>
           </w:tcPr>
           <w:p>
             <w:pPr>
@@ -58,7 +58,7 @@
       <w:tr>
         <w:tc>
           <w:tcPr>
-            <w:tcW w:w="5471" w:type="dxa"/>
+            <w:tcW w:w="5472" w:type="dxa"/>
           </w:tcPr>
           <w:p>
             <w:pPr>
@@ -194,7 +194,25 @@
                 <w:sz w:val="16"/>
                 <w:szCs w:val="16"/>
               </w:rPr>
-              <w:t>{domain.supplemental_address_</w:t>
+              <w:t>{</w:t>
+            </w:r>
+            <w:proofErr w:type="gramStart"/>
+            <w:r>
+              <w:rPr>
+                <w:rFonts w:ascii="Arial" w:hAnsi="Arial" w:cs="Arial"/>
+                <w:sz w:val="16"/>
+                <w:szCs w:val="16"/>
+              </w:rPr>
+              <w:t>domain.supplemental</w:t>
+            </w:r>
+            <w:proofErr w:type="gramEnd"/>
+            <w:r>
+              <w:rPr>
+                <w:rFonts w:ascii="Arial" w:hAnsi="Arial" w:cs="Arial"/>
+                <w:sz w:val="16"/>
+                <w:szCs w:val="16"/>
+              </w:rPr>
+              <w:t>_address_</w:t>
             </w:r>
             <w:r>
               <w:rPr>
@@ -243,7 +261,7 @@
       <w:tr>
         <w:tc>
           <w:tcPr>
-            <w:tcW w:w="5471" w:type="dxa"/>
+            <w:tcW w:w="5472" w:type="dxa"/>
           </w:tcPr>
           <w:p>
             <w:pPr>
@@ -280,6 +298,7 @@
               <w:t>{</w:t>
             </w:r>
             <w:proofErr w:type="spellStart"/>
+            <w:proofErr w:type="gramStart"/>
             <w:r>
               <w:rPr>
                 <w:rFonts w:ascii="Arial" w:hAnsi="Arial" w:cs="Arial"/>
@@ -290,6 +309,7 @@
               <w:t>domain.city</w:t>
             </w:r>
             <w:proofErr w:type="spellEnd"/>
+            <w:proofErr w:type="gramEnd"/>
             <w:r>
               <w:rPr>
                 <w:rFonts w:ascii="Arial" w:hAnsi="Arial" w:cs="Arial"/>
@@ -346,7 +366,7 @@
       <w:tr>
         <w:tc>
           <w:tcPr>
-            <w:tcW w:w="5471" w:type="dxa"/>
+            <w:tcW w:w="5472" w:type="dxa"/>
           </w:tcPr>
           <w:p>
             <w:pPr>
@@ -361,8 +381,18 @@
                 <w:sz w:val="52"/>
                 <w:szCs w:val="52"/>
               </w:rPr>
-              <w:t>*{contact.id}*</w:t>
-            </w:r>
+              <w:t>*{</w:t>
+            </w:r>
+            <w:proofErr w:type="gramStart"/>
+            <w:r>
+              <w:rPr>
+                <w:rFonts w:ascii="Libre Barcode 39" w:hAnsi="Libre Barcode 39"/>
+                <w:sz w:val="52"/>
+                <w:szCs w:val="52"/>
+              </w:rPr>
+              <w:t>contact.id}*</w:t>
+            </w:r>
+            <w:proofErr w:type="gramEnd"/>
           </w:p>
           <w:p>
             <w:pPr>
@@ -379,75 +409,92 @@
           </w:tcPr>
           <w:p>
             <w:pPr>
-              <w:pStyle w:val="Contenudetableau"/>
-              <w:ind w:left="283"/>
-              <w:rPr>
-                <w:rFonts w:ascii="Arial" w:hAnsi="Arial" w:cs="Arial"/>
-                <w:sz w:val="18"/>
-                <w:szCs w:val="18"/>
-                <w:lang w:val="en-US"/>
+              <w:pStyle w:val="NormalWeb"/>
+              <w:spacing w:before="120" w:beforeAutospacing="0" w:after="0" w:afterAutospacing="0"/>
+              <w:ind w:left="201"/>
+              <w:rPr>
+                <w:rFonts w:ascii="Arial" w:eastAsia="Calibri" w:hAnsi="Arial" w:cs="Arial"/>
+                <w:sz w:val="18"/>
+                <w:szCs w:val="18"/>
+                <w:lang w:val="en-US" w:eastAsia="en-US"/>
               </w:rPr>
             </w:pPr>
             <w:r>
               <w:rPr>
-                <w:rFonts w:ascii="Arial" w:hAnsi="Arial" w:cs="Arial"/>
-                <w:sz w:val="18"/>
-                <w:szCs w:val="18"/>
-                <w:lang w:val="en-US"/>
+                <w:rFonts w:ascii="Arial" w:eastAsia="Calibri" w:hAnsi="Arial" w:cs="Arial"/>
+                <w:sz w:val="18"/>
+                <w:szCs w:val="18"/>
+                <w:lang w:val="en-US" w:eastAsia="en-US"/>
               </w:rPr>
               <w:t>{Tokens_PAQPF_Champs_de_fusion_</w:t>
             </w:r>
             <w:proofErr w:type="gramStart"/>
             <w:r>
               <w:rPr>
-                <w:rFonts w:ascii="Arial" w:hAnsi="Arial" w:cs="Arial"/>
-                <w:sz w:val="18"/>
-                <w:szCs w:val="18"/>
-                <w:lang w:val="en-US"/>
+                <w:rFonts w:ascii="Arial" w:eastAsia="Calibri" w:hAnsi="Arial" w:cs="Arial"/>
+                <w:sz w:val="18"/>
+                <w:szCs w:val="18"/>
+                <w:lang w:val="en-US" w:eastAsia="en-US"/>
               </w:rPr>
               <w:t>1.Contact</w:t>
             </w:r>
             <w:proofErr w:type="gramEnd"/>
             <w:r>
               <w:rPr>
-                <w:rFonts w:ascii="Arial" w:hAnsi="Arial" w:cs="Arial"/>
-                <w:sz w:val="18"/>
-                <w:szCs w:val="18"/>
-                <w:lang w:val="en-US"/>
+                <w:rFonts w:ascii="Arial" w:eastAsia="Calibri" w:hAnsi="Arial" w:cs="Arial"/>
+                <w:sz w:val="18"/>
+                <w:szCs w:val="18"/>
+                <w:lang w:val="en-US" w:eastAsia="en-US"/>
               </w:rPr>
               <w:t>_RelationshipCache_Contact_</w:t>
             </w:r>
             <w:proofErr w:type="gramStart"/>
             <w:r>
               <w:rPr>
-                <w:rFonts w:ascii="Arial" w:hAnsi="Arial" w:cs="Arial"/>
-                <w:sz w:val="18"/>
-                <w:szCs w:val="18"/>
-                <w:lang w:val="en-US"/>
+                <w:rFonts w:ascii="Arial" w:eastAsia="Calibri" w:hAnsi="Arial" w:cs="Arial"/>
+                <w:sz w:val="18"/>
+                <w:szCs w:val="18"/>
+                <w:lang w:val="en-US" w:eastAsia="en-US"/>
               </w:rPr>
               <w:t>01.postal</w:t>
             </w:r>
             <w:proofErr w:type="gramEnd"/>
             <w:r>
               <w:rPr>
-                <w:rFonts w:ascii="Arial" w:hAnsi="Arial" w:cs="Arial"/>
-                <w:sz w:val="18"/>
-                <w:szCs w:val="18"/>
-                <w:lang w:val="en-US"/>
+                <w:rFonts w:ascii="Arial" w:eastAsia="Calibri" w:hAnsi="Arial" w:cs="Arial"/>
+                <w:sz w:val="18"/>
+                <w:szCs w:val="18"/>
+                <w:lang w:val="en-US" w:eastAsia="en-US"/>
               </w:rPr>
               <w:t>_greeting_</w:t>
             </w:r>
             <w:proofErr w:type="gramStart"/>
             <w:r>
               <w:rPr>
-                <w:rFonts w:ascii="Arial" w:hAnsi="Arial" w:cs="Arial"/>
-                <w:sz w:val="18"/>
-                <w:szCs w:val="18"/>
-                <w:lang w:val="en-US"/>
-              </w:rPr>
-              <w:t xml:space="preserve">display} </w:t>
-            </w:r>
-            <w:r>
+                <w:rFonts w:ascii="Arial" w:eastAsia="Calibri" w:hAnsi="Arial" w:cs="Arial"/>
+                <w:sz w:val="18"/>
+                <w:szCs w:val="18"/>
+                <w:lang w:val="en-US" w:eastAsia="en-US"/>
+              </w:rPr>
+              <w:t>id:label</w:t>
+            </w:r>
+            <w:proofErr w:type="gramEnd"/>
+            <w:r>
+              <w:rPr>
+                <w:rFonts w:ascii="Arial" w:eastAsia="Calibri" w:hAnsi="Arial" w:cs="Arial"/>
+                <w:sz w:val="18"/>
+                <w:szCs w:val="18"/>
+                <w:lang w:val="en-US" w:eastAsia="en-US"/>
+              </w:rPr>
+              <w:t>}</w:t>
+            </w:r>
+            <w:r>
+              <w:rPr>
+                <w:rFonts w:ascii="Arial" w:eastAsia="Calibri" w:hAnsi="Arial" w:cs="Arial"/>
+                <w:sz w:val="18"/>
+                <w:szCs w:val="18"/>
+                <w:lang w:val="en-US" w:eastAsia="en-US"/>
+              </w:rPr>
               <w:t xml:space="preserve"> </w:t>
             </w:r>
             <w:r>
@@ -457,17 +504,7 @@
                 <w:szCs w:val="18"/>
                 <w:lang w:val="en-US"/>
               </w:rPr>
-              <w:t>{</w:t>
-            </w:r>
-            <w:proofErr w:type="gramEnd"/>
-            <w:r>
-              <w:rPr>
-                <w:rFonts w:ascii="Arial" w:hAnsi="Arial" w:cs="Arial"/>
-                <w:sz w:val="18"/>
-                <w:szCs w:val="18"/>
-                <w:lang w:val="en-US"/>
-              </w:rPr>
-              <w:t>Tokens_PAQPF_Champs_de_fusion_</w:t>
+              <w:t>{Tokens_PAQPF_Champs_de_fusion_</w:t>
             </w:r>
             <w:proofErr w:type="gramStart"/>
             <w:r>
@@ -551,7 +588,7 @@
           <w:p>
             <w:pPr>
               <w:pStyle w:val="Contenudetableau"/>
-              <w:ind w:left="283"/>
+              <w:ind w:left="201"/>
               <w:rPr>
                 <w:rFonts w:ascii="Arial" w:hAnsi="Arial" w:cs="Arial"/>
                 <w:sz w:val="18"/>
@@ -632,7 +669,7 @@
           <w:p>
             <w:pPr>
               <w:pStyle w:val="Contenudetableau"/>
-              <w:ind w:left="283"/>
+              <w:ind w:left="201"/>
               <w:rPr>
                 <w:rFonts w:ascii="Arial" w:hAnsi="Arial" w:cs="Arial"/>
                 <w:sz w:val="18"/>
@@ -713,7 +750,7 @@
           <w:p>
             <w:pPr>
               <w:pStyle w:val="Contenudetableau"/>
-              <w:ind w:left="283"/>
+              <w:ind w:left="201"/>
               <w:rPr>
                 <w:rFonts w:ascii="Arial" w:hAnsi="Arial" w:cs="Arial"/>
                 <w:sz w:val="18"/>
@@ -728,7 +765,67 @@
                 <w:szCs w:val="18"/>
                 <w:lang w:val="en-US"/>
               </w:rPr>
-              <w:t>{Tokens_PAQPF_Champs_de_fusion_1.Contact_RelationshipCache_Contact_01.address_primary.postal_code}</w:t>
+              <w:t>{Tokens_PAQPF_Champs_de_fusion_</w:t>
+            </w:r>
+            <w:proofErr w:type="gramStart"/>
+            <w:r>
+              <w:rPr>
+                <w:rFonts w:ascii="Arial" w:hAnsi="Arial" w:cs="Arial"/>
+                <w:sz w:val="18"/>
+                <w:szCs w:val="18"/>
+                <w:lang w:val="en-US"/>
+              </w:rPr>
+              <w:t>1.Contact</w:t>
+            </w:r>
+            <w:proofErr w:type="gramEnd"/>
+            <w:r>
+              <w:rPr>
+                <w:rFonts w:ascii="Arial" w:hAnsi="Arial" w:cs="Arial"/>
+                <w:sz w:val="18"/>
+                <w:szCs w:val="18"/>
+                <w:lang w:val="en-US"/>
+              </w:rPr>
+              <w:t>_RelationshipCache_Contact_</w:t>
+            </w:r>
+            <w:proofErr w:type="gramStart"/>
+            <w:r>
+              <w:rPr>
+                <w:rFonts w:ascii="Arial" w:hAnsi="Arial" w:cs="Arial"/>
+                <w:sz w:val="18"/>
+                <w:szCs w:val="18"/>
+                <w:lang w:val="en-US"/>
+              </w:rPr>
+              <w:t>01.address</w:t>
+            </w:r>
+            <w:proofErr w:type="gramEnd"/>
+            <w:r>
+              <w:rPr>
+                <w:rFonts w:ascii="Arial" w:hAnsi="Arial" w:cs="Arial"/>
+                <w:sz w:val="18"/>
+                <w:szCs w:val="18"/>
+                <w:lang w:val="en-US"/>
+              </w:rPr>
+              <w:t>_</w:t>
+            </w:r>
+            <w:proofErr w:type="gramStart"/>
+            <w:r>
+              <w:rPr>
+                <w:rFonts w:ascii="Arial" w:hAnsi="Arial" w:cs="Arial"/>
+                <w:sz w:val="18"/>
+                <w:szCs w:val="18"/>
+                <w:lang w:val="en-US"/>
+              </w:rPr>
+              <w:t>primary.postal</w:t>
+            </w:r>
+            <w:proofErr w:type="gramEnd"/>
+            <w:r>
+              <w:rPr>
+                <w:rFonts w:ascii="Arial" w:hAnsi="Arial" w:cs="Arial"/>
+                <w:sz w:val="18"/>
+                <w:szCs w:val="18"/>
+                <w:lang w:val="en-US"/>
+              </w:rPr>
+              <w:t>_code}</w:t>
             </w:r>
             <w:r>
               <w:rPr>
@@ -746,8 +843,80 @@
                 <w:szCs w:val="18"/>
                 <w:lang w:val="en-US"/>
               </w:rPr>
-              <w:t>{Tokens_PAQPF_Champs_de_fusion_1.Contact_RelationshipCache_Contact_01.address_primary.city}</w:t>
-            </w:r>
+              <w:t>{Tokens_PAQPF_Champs_de_fusion_</w:t>
+            </w:r>
+            <w:proofErr w:type="gramStart"/>
+            <w:r>
+              <w:rPr>
+                <w:rFonts w:ascii="Arial" w:hAnsi="Arial" w:cs="Arial"/>
+                <w:sz w:val="18"/>
+                <w:szCs w:val="18"/>
+                <w:lang w:val="en-US"/>
+              </w:rPr>
+              <w:t>1.Contact</w:t>
+            </w:r>
+            <w:proofErr w:type="gramEnd"/>
+            <w:r>
+              <w:rPr>
+                <w:rFonts w:ascii="Arial" w:hAnsi="Arial" w:cs="Arial"/>
+                <w:sz w:val="18"/>
+                <w:szCs w:val="18"/>
+                <w:lang w:val="en-US"/>
+              </w:rPr>
+              <w:t>_RelationshipCache_Contact_</w:t>
+            </w:r>
+            <w:proofErr w:type="gramStart"/>
+            <w:r>
+              <w:rPr>
+                <w:rFonts w:ascii="Arial" w:hAnsi="Arial" w:cs="Arial"/>
+                <w:sz w:val="18"/>
+                <w:szCs w:val="18"/>
+                <w:lang w:val="en-US"/>
+              </w:rPr>
+              <w:t>01.address</w:t>
+            </w:r>
+            <w:proofErr w:type="gramEnd"/>
+            <w:r>
+              <w:rPr>
+                <w:rFonts w:ascii="Arial" w:hAnsi="Arial" w:cs="Arial"/>
+                <w:sz w:val="18"/>
+                <w:szCs w:val="18"/>
+                <w:lang w:val="en-US"/>
+              </w:rPr>
+              <w:t>_</w:t>
+            </w:r>
+            <w:proofErr w:type="gramStart"/>
+            <w:r>
+              <w:rPr>
+                <w:rFonts w:ascii="Arial" w:hAnsi="Arial" w:cs="Arial"/>
+                <w:sz w:val="18"/>
+                <w:szCs w:val="18"/>
+                <w:lang w:val="en-US"/>
+              </w:rPr>
+              <w:t>primary.city</w:t>
+            </w:r>
+            <w:proofErr w:type="gramEnd"/>
+            <w:r>
+              <w:rPr>
+                <w:rFonts w:ascii="Arial" w:hAnsi="Arial" w:cs="Arial"/>
+                <w:sz w:val="18"/>
+                <w:szCs w:val="18"/>
+                <w:lang w:val="en-US"/>
+              </w:rPr>
+              <w:t>}</w:t>
+            </w:r>
+          </w:p>
+          <w:p>
+            <w:pPr>
+              <w:pStyle w:val="Contenudetableau"/>
+              <w:ind w:left="201"/>
+              <w:rPr>
+                <w:rFonts w:ascii="Arial" w:hAnsi="Arial" w:cs="Arial"/>
+                <w:sz w:val="18"/>
+                <w:szCs w:val="18"/>
+                <w:lang w:val="en-US"/>
+              </w:rPr>
+            </w:pPr>
           </w:p>
         </w:tc>
       </w:tr>
@@ -779,7 +948,61 @@
           <w:sz w:val="20"/>
           <w:szCs w:val="20"/>
         </w:rPr>
-        <w:t>{Tokens_PAQPF_Champs_de_fusion_1.Contact_RelationshipCache_Contact_01.postal_greeting_display}</w:t>
+        <w:t>{Tokens_PAQPF_Champs_de_fusion_</w:t>
+      </w:r>
+      <w:proofErr w:type="gramStart"/>
+      <w:r>
+        <w:rPr>
+          <w:rFonts w:ascii="Arial" w:hAnsi="Arial" w:cs="Arial"/>
+          <w:sz w:val="20"/>
+          <w:szCs w:val="20"/>
+        </w:rPr>
+        <w:t>1.Contact</w:t>
+      </w:r>
+      <w:proofErr w:type="gramEnd"/>
+      <w:r>
+        <w:rPr>
+          <w:rFonts w:ascii="Arial" w:hAnsi="Arial" w:cs="Arial"/>
+          <w:sz w:val="20"/>
+          <w:szCs w:val="20"/>
+        </w:rPr>
+        <w:t>_RelationshipCache_Contact_</w:t>
+      </w:r>
+      <w:proofErr w:type="gramStart"/>
+      <w:r>
+        <w:rPr>
+          <w:rFonts w:ascii="Arial" w:hAnsi="Arial" w:cs="Arial"/>
+          <w:sz w:val="20"/>
+          <w:szCs w:val="20"/>
+        </w:rPr>
+        <w:t>01.postal</w:t>
+      </w:r>
+      <w:proofErr w:type="gramEnd"/>
+      <w:r>
+        <w:rPr>
+          <w:rFonts w:ascii="Arial" w:hAnsi="Arial" w:cs="Arial"/>
+          <w:sz w:val="20"/>
+          <w:szCs w:val="20"/>
+        </w:rPr>
+        <w:t>_greeting_</w:t>
+      </w:r>
+      <w:proofErr w:type="gramStart"/>
+      <w:r>
+        <w:rPr>
+          <w:rFonts w:ascii="Arial" w:hAnsi="Arial" w:cs="Arial"/>
+          <w:sz w:val="20"/>
+          <w:szCs w:val="20"/>
+        </w:rPr>
+        <w:t>id:label</w:t>
+      </w:r>
+      <w:proofErr w:type="gramEnd"/>
+      <w:r>
+        <w:rPr>
+          <w:rFonts w:ascii="Arial" w:hAnsi="Arial" w:cs="Arial"/>
+          <w:sz w:val="20"/>
+          <w:szCs w:val="20"/>
+        </w:rPr>
+        <w:t>}</w:t>
       </w:r>
       <w:r>
         <w:rPr>
@@ -976,9 +1199,37 @@
           <w:sz w:val="20"/>
           <w:szCs w:val="20"/>
         </w:rPr>
-        <w:t>Tokens_for_contact_Champs_de_fu.postal_greeting_id:label</w:t>
+        <w:t>Tokens_for_contact_Champs_de_</w:t>
+      </w:r>
+      <w:proofErr w:type="gramStart"/>
+      <w:r>
+        <w:rPr>
+          <w:rFonts w:ascii="Arial" w:hAnsi="Arial" w:cs="Arial"/>
+          <w:sz w:val="20"/>
+          <w:szCs w:val="20"/>
+        </w:rPr>
+        <w:t>fu.postal</w:t>
+      </w:r>
+      <w:proofErr w:type="gramEnd"/>
+      <w:r>
+        <w:rPr>
+          <w:rFonts w:ascii="Arial" w:hAnsi="Arial" w:cs="Arial"/>
+          <w:sz w:val="20"/>
+          <w:szCs w:val="20"/>
+        </w:rPr>
+        <w:t>_greeting_</w:t>
+      </w:r>
+      <w:proofErr w:type="gramStart"/>
+      <w:r>
+        <w:rPr>
+          <w:rFonts w:ascii="Arial" w:hAnsi="Arial" w:cs="Arial"/>
+          <w:sz w:val="20"/>
+          <w:szCs w:val="20"/>
+        </w:rPr>
+        <w:t>id:label</w:t>
       </w:r>
       <w:proofErr w:type="spellEnd"/>
+      <w:proofErr w:type="gramEnd"/>
       <w:r>
         <w:rPr>
           <w:rFonts w:ascii="Arial" w:hAnsi="Arial" w:cs="Arial"/>
@@ -1010,7 +1261,25 @@
           <w:sz w:val="20"/>
           <w:szCs w:val="20"/>
         </w:rPr>
-        <w:t>Tokens_for_contact_Champs_de_fu.CONCAT_WS_last_name_nick_name</w:t>
+        <w:t>Tokens_for_contact_Champs_de_</w:t>
+      </w:r>
+      <w:proofErr w:type="gramStart"/>
+      <w:r>
+        <w:rPr>
+          <w:rFonts w:ascii="Arial" w:hAnsi="Arial" w:cs="Arial"/>
+          <w:sz w:val="20"/>
+          <w:szCs w:val="20"/>
+        </w:rPr>
+        <w:t>fu.CONCAT</w:t>
+      </w:r>
+      <w:proofErr w:type="gramEnd"/>
+      <w:r>
+        <w:rPr>
+          <w:rFonts w:ascii="Arial" w:hAnsi="Arial" w:cs="Arial"/>
+          <w:sz w:val="20"/>
+          <w:szCs w:val="20"/>
+        </w:rPr>
+        <w:t>_WS_last_name_nick_name</w:t>
       </w:r>
       <w:proofErr w:type="spellEnd"/>
       <w:r>
@@ -1102,9 +1371,40 @@
           <w:szCs w:val="20"/>
           <w:lang w:eastAsia="fr-FR"/>
         </w:rPr>
-        <w:t>Tokens_for_contact_Champs_de_fu.postal_greeting_id:label</w:t>
+        <w:t>Tokens_for_contact_Champs_de_</w:t>
+      </w:r>
+      <w:proofErr w:type="gramStart"/>
+      <w:r>
+        <w:rPr>
+          <w:rFonts w:ascii="Arial" w:eastAsia="Times New Roman" w:hAnsi="Arial" w:cs="Arial"/>
+          <w:sz w:val="20"/>
+          <w:szCs w:val="20"/>
+          <w:lang w:eastAsia="fr-FR"/>
+        </w:rPr>
+        <w:t>fu.postal</w:t>
+      </w:r>
+      <w:proofErr w:type="gramEnd"/>
+      <w:r>
+        <w:rPr>
+          <w:rFonts w:ascii="Arial" w:eastAsia="Times New Roman" w:hAnsi="Arial" w:cs="Arial"/>
+          <w:sz w:val="20"/>
+          <w:szCs w:val="20"/>
+          <w:lang w:eastAsia="fr-FR"/>
+        </w:rPr>
+        <w:t>_greeting_</w:t>
+      </w:r>
+      <w:proofErr w:type="gramStart"/>
+      <w:r>
+        <w:rPr>
+          <w:rFonts w:ascii="Arial" w:eastAsia="Times New Roman" w:hAnsi="Arial" w:cs="Arial"/>
+          <w:sz w:val="20"/>
+          <w:szCs w:val="20"/>
+          <w:lang w:eastAsia="fr-FR"/>
+        </w:rPr>
+        <w:t>id:label</w:t>
       </w:r>
       <w:proofErr w:type="spellEnd"/>
+      <w:proofErr w:type="gramEnd"/>
       <w:r>
         <w:rPr>
           <w:rFonts w:ascii="Arial" w:eastAsia="Times New Roman" w:hAnsi="Arial" w:cs="Arial"/>
@@ -1137,7 +1437,25 @@
           <w:sz w:val="20"/>
           <w:szCs w:val="20"/>
         </w:rPr>
-        <w:t>Tokens_for_contact_Champs_de_fu.CONCAT_WS_last_name_nick_name</w:t>
+        <w:t>Tokens_for_contact_Champs_de_</w:t>
+      </w:r>
+      <w:proofErr w:type="gramStart"/>
+      <w:r>
+        <w:rPr>
+          <w:rFonts w:ascii="Arial" w:hAnsi="Arial" w:cs="Arial"/>
+          <w:sz w:val="20"/>
+          <w:szCs w:val="20"/>
+        </w:rPr>
+        <w:t>fu.CONCAT</w:t>
+      </w:r>
+      <w:proofErr w:type="gramEnd"/>
+      <w:r>
+        <w:rPr>
+          <w:rFonts w:ascii="Arial" w:hAnsi="Arial" w:cs="Arial"/>
+          <w:sz w:val="20"/>
+          <w:szCs w:val="20"/>
+        </w:rPr>
+        <w:t>_WS_last_name_nick_name</w:t>
       </w:r>
       <w:proofErr w:type="spellEnd"/>
       <w:r>
@@ -1228,6 +1546,7 @@
         <w:t>Si vous n'avez pas réclamé les cendres dans l'année suivant ce courrier, elles seront dispersées autour de la stèle du Jardin du souvenir des donneurs, au cimetière de {</w:t>
       </w:r>
       <w:proofErr w:type="spellStart"/>
+      <w:proofErr w:type="gramStart"/>
       <w:r>
         <w:rPr>
           <w:rFonts w:ascii="Arial" w:hAnsi="Arial" w:cs="Arial"/>
@@ -1237,14 +1556,25 @@
         <w:t>domain.city</w:t>
       </w:r>
       <w:proofErr w:type="spellEnd"/>
-      <w:r>
-        <w:rPr>
-          <w:rFonts w:ascii="Arial" w:hAnsi="Arial" w:cs="Arial"/>
-          <w:sz w:val="20"/>
-          <w:szCs w:val="20"/>
-        </w:rPr>
-        <w:t>} ou remises à sa famille ou à des proches qui se manifesteraient, conformément à l'article R 1261-8 du Décret n° 2022-719 du 27 avril 2022..</w:t>
-      </w:r>
+      <w:proofErr w:type="gramEnd"/>
+      <w:r>
+        <w:rPr>
+          <w:rFonts w:ascii="Arial" w:hAnsi="Arial" w:cs="Arial"/>
+          <w:sz w:val="20"/>
+          <w:szCs w:val="20"/>
+        </w:rPr>
+        <w:t xml:space="preserve">} ou remises à sa famille ou à des proches qui se manifesteraient, conformément à l'article R 1261-8 du Décret n° 2022-719 du 27 avril </w:t>
+      </w:r>
+      <w:proofErr w:type="gramStart"/>
+      <w:r>
+        <w:rPr>
+          <w:rFonts w:ascii="Arial" w:hAnsi="Arial" w:cs="Arial"/>
+          <w:sz w:val="20"/>
+          <w:szCs w:val="20"/>
+        </w:rPr>
+        <w:t>2022..</w:t>
+      </w:r>
+      <w:proofErr w:type="gramEnd"/>
     </w:p>
     <w:p>
       <w:pPr>
@@ -1283,9 +1613,40 @@
           <w:sz w:val="20"/>
           <w:szCs w:val="20"/>
         </w:rPr>
-        <w:t>Tokens_for_contact_Champs_de_fu.postal_greeting_id:label</w:t>
+        <w:t>Tokens_for_contact_Champs_de_</w:t>
+      </w:r>
+      <w:proofErr w:type="gramStart"/>
+      <w:r>
+        <w:rPr>
+          <w:rStyle w:val="lev"/>
+          <w:rFonts w:ascii="Arial" w:hAnsi="Arial" w:cs="Arial"/>
+          <w:sz w:val="20"/>
+          <w:szCs w:val="20"/>
+        </w:rPr>
+        <w:t>fu.postal</w:t>
+      </w:r>
+      <w:proofErr w:type="gramEnd"/>
+      <w:r>
+        <w:rPr>
+          <w:rStyle w:val="lev"/>
+          <w:rFonts w:ascii="Arial" w:hAnsi="Arial" w:cs="Arial"/>
+          <w:sz w:val="20"/>
+          <w:szCs w:val="20"/>
+        </w:rPr>
+        <w:t>_greeting_</w:t>
+      </w:r>
+      <w:proofErr w:type="gramStart"/>
+      <w:r>
+        <w:rPr>
+          <w:rStyle w:val="lev"/>
+          <w:rFonts w:ascii="Arial" w:hAnsi="Arial" w:cs="Arial"/>
+          <w:sz w:val="20"/>
+          <w:szCs w:val="20"/>
+        </w:rPr>
+        <w:t>id:label</w:t>
       </w:r>
       <w:proofErr w:type="spellEnd"/>
+      <w:proofErr w:type="gramEnd"/>
       <w:r>
         <w:rPr>
           <w:rStyle w:val="lev"/>
@@ -1312,7 +1673,27 @@
           <w:sz w:val="20"/>
           <w:szCs w:val="20"/>
         </w:rPr>
-        <w:t>Tokens_for_contact_Champs_de_fu.CONCAT_WS_last_name_nick_name</w:t>
+        <w:t>Tokens_for_contact_Champs_de_</w:t>
+      </w:r>
+      <w:proofErr w:type="gramStart"/>
+      <w:r>
+        <w:rPr>
+          <w:rStyle w:val="lev"/>
+          <w:rFonts w:ascii="Arial" w:hAnsi="Arial" w:cs="Arial"/>
+          <w:sz w:val="20"/>
+          <w:szCs w:val="20"/>
+        </w:rPr>
+        <w:t>fu.CONCAT</w:t>
+      </w:r>
+      <w:proofErr w:type="gramEnd"/>
+      <w:r>
+        <w:rPr>
+          <w:rStyle w:val="lev"/>
+          <w:rFonts w:ascii="Arial" w:hAnsi="Arial" w:cs="Arial"/>
+          <w:sz w:val="20"/>
+          <w:szCs w:val="20"/>
+        </w:rPr>
+        <w:t>_WS_last_name_nick_name</w:t>
       </w:r>
       <w:proofErr w:type="spellEnd"/>
       <w:r>
@@ -1334,6 +1715,7 @@
         <w:t>. En l'absence de réponse sous 4 jours, ou en cas de refus, ses cendres seront dispersées autour de la stèle du Jardin du souvenir des donneurs, au cimetière de {</w:t>
       </w:r>
       <w:proofErr w:type="spellStart"/>
+      <w:proofErr w:type="gramStart"/>
       <w:r>
         <w:rPr>
           <w:rStyle w:val="lev"/>
@@ -1344,6 +1726,7 @@
         <w:t>domain.city</w:t>
       </w:r>
       <w:proofErr w:type="spellEnd"/>
+      <w:proofErr w:type="gramEnd"/>
       <w:r>
         <w:rPr>
           <w:rStyle w:val="lev"/>
@@ -1391,9 +1774,40 @@
           <w:sz w:val="20"/>
           <w:szCs w:val="20"/>
         </w:rPr>
-        <w:t>Tokens_for_contact_Champs_de_fu.postal_greeting_id:label</w:t>
+        <w:t>Tokens_for_contact_Champs_de_</w:t>
+      </w:r>
+      <w:proofErr w:type="gramStart"/>
+      <w:r>
+        <w:rPr>
+          <w:rStyle w:val="lev"/>
+          <w:rFonts w:ascii="Arial" w:hAnsi="Arial" w:cs="Arial"/>
+          <w:sz w:val="20"/>
+          <w:szCs w:val="20"/>
+        </w:rPr>
+        <w:t>fu.postal</w:t>
+      </w:r>
+      <w:proofErr w:type="gramEnd"/>
+      <w:r>
+        <w:rPr>
+          <w:rStyle w:val="lev"/>
+          <w:rFonts w:ascii="Arial" w:hAnsi="Arial" w:cs="Arial"/>
+          <w:sz w:val="20"/>
+          <w:szCs w:val="20"/>
+        </w:rPr>
+        <w:t>_greeting_</w:t>
+      </w:r>
+      <w:proofErr w:type="gramStart"/>
+      <w:r>
+        <w:rPr>
+          <w:rStyle w:val="lev"/>
+          <w:rFonts w:ascii="Arial" w:hAnsi="Arial" w:cs="Arial"/>
+          <w:sz w:val="20"/>
+          <w:szCs w:val="20"/>
+        </w:rPr>
+        <w:t>id:label</w:t>
       </w:r>
       <w:proofErr w:type="spellEnd"/>
+      <w:proofErr w:type="gramEnd"/>
       <w:r>
         <w:rPr>
           <w:rStyle w:val="lev"/>
@@ -1420,7 +1834,27 @@
           <w:sz w:val="20"/>
           <w:szCs w:val="20"/>
         </w:rPr>
-        <w:t>Tokens_for_contact_Champs_de_fu.CONCAT_WS_last_name_nick_name</w:t>
+        <w:t>Tokens_for_contact_Champs_de_</w:t>
+      </w:r>
+      <w:proofErr w:type="gramStart"/>
+      <w:r>
+        <w:rPr>
+          <w:rStyle w:val="lev"/>
+          <w:rFonts w:ascii="Arial" w:hAnsi="Arial" w:cs="Arial"/>
+          <w:sz w:val="20"/>
+          <w:szCs w:val="20"/>
+        </w:rPr>
+        <w:t>fu.CONCAT</w:t>
+      </w:r>
+      <w:proofErr w:type="gramEnd"/>
+      <w:r>
+        <w:rPr>
+          <w:rStyle w:val="lev"/>
+          <w:rFonts w:ascii="Arial" w:hAnsi="Arial" w:cs="Arial"/>
+          <w:sz w:val="20"/>
+          <w:szCs w:val="20"/>
+        </w:rPr>
+        <w:t>_WS_last_name_nick_name</w:t>
       </w:r>
       <w:proofErr w:type="spellEnd"/>
       <w:r>
@@ -1524,7 +1958,7 @@
                 <w:szCs w:val="20"/>
               </w:rPr>
               <w:drawing>
-                <wp:inline distT="0" distB="0" distL="0" distR="0" wp14:anchorId="2C767F3D" wp14:editId="58FC0C78">
+                <wp:inline distT="0" distB="0" distL="0" distR="0" wp14:anchorId="3192AFCF" wp14:editId="636F68F8">
                   <wp:extent cx="1855986" cy="816634"/>
                   <wp:effectExtent l="0" t="0" r="0" b="0"/>
                   <wp:docPr id="1009184800" name="Image 1"/>
@@ -1754,12 +2188,6 @@
       </w:r>
     </w:p>
     <w:sectPr>
-      <w:headerReference w:type="even" r:id="rId11"/>
-      <w:headerReference w:type="default" r:id="rId12"/>
-      <w:footerReference w:type="even" r:id="rId13"/>
-      <w:footerReference w:type="default" r:id="rId14"/>
-      <w:headerReference w:type="first" r:id="rId15"/>
-      <w:footerReference w:type="first" r:id="rId16"/>
       <w:pgSz w:w="11906" w:h="16838"/>
       <w:pgMar w:top="909" w:right="680" w:bottom="1985" w:left="680" w:header="680" w:footer="57" w:gutter="0"/>
       <w:cols w:space="720"/>
@@ -1790,39 +2218,6 @@
 </w:endnotes>
 </file>
 
-<file path=word/footer1.xml><?xml version="1.0" encoding="utf-8"?>
-<w:ftr xmlns:wpc="http://schemas.microsoft.com/office/word/2010/wordprocessingCanvas" xmlns:cx="http://schemas.microsoft.com/office/drawing/2014/chartex" xmlns:cx1="http://schemas.microsoft.com/office/drawing/2015/9/8/chartex" xmlns:cx2="http://schemas.microsoft.com/office/drawing/2015/10/21/chartex" xmlns:cx3="http://schemas.microsoft.com/office/drawing/2016/5/9/chartex" xmlns:cx4="http://schemas.microsoft.com/office/drawing/2016/5/10/chartex" xmlns:cx5="http://schemas.microsoft.com/office/drawing/2016/5/11/chartex" xmlns:cx6="http://schemas.microsoft.com/office/drawing/2016/5/12/chartex" xmlns:cx7="http://schemas.microsoft.com/office/drawing/2016/5/13/chartex" xmlns:cx8="http://schemas.microsoft.com/office/drawing/2016/5/14/chartex" xmlns:mc="http://schemas.openxmlformats.org/markup-compatibility/2006" xmlns:aink="http://schemas.microsoft.com/office/drawing/2016/ink" xmlns:am3d="http://schemas.microsoft.com/office/drawing/2017/model3d" xmlns:o="urn:schemas-microsoft-com:office:office" xmlns:oel="http://schemas.microsoft.com/office/2019/extlst" xmlns:r="http://schemas.openxmlformats.org/officeDocument/2006/relationships" xmlns:m="http://schemas.openxmlformats.org/officeDocument/2006/math" xmlns:v="urn:schemas-microsoft-com:vml" xmlns:wp14="http://schemas.microsoft.com/office/word/2010/wordprocessingDrawing" xmlns:wp="http://schemas.openxmlformats.org/drawingml/2006/wordprocessingDrawing" xmlns:w10="urn:schemas-microsoft-com:office:word" xmlns:w="http://schemas.openxmlformats.org/wordprocessingml/2006/main" xmlns:w14="http://schemas.microsoft.com/office/word/2010/wordml" xmlns:w15="http://schemas.microsoft.com/office/word/2012/wordml" xmlns:w16cex="http://schemas.microsoft.com/office/word/2018/wordml/cex" xmlns:w16cid="http://schemas.microsoft.com/office/word/2016/wordml/cid" xmlns:w16="http://schemas.microsoft.com/office/word/2018/wordml" xmlns:w16du="http://schemas.microsoft.com/office/word/2023/wordml/word16du" xmlns:w16sdtdh="http://schemas.microsoft.com/office/word/2020/wordml/sdtdatahash" xmlns:w16sdtfl="http://schemas.microsoft.com/office/word/2024/wordml/sdtformatlock" xmlns:w16se="http://schemas.microsoft.com/office/word/2015/wordml/symex" xmlns:wpg="http://schemas.microsoft.com/office/word/2010/wordprocessingGroup" xmlns:wpi="http://schemas.microsoft.com/office/word/2010/wordprocessingInk" xmlns:wne="http://schemas.microsoft.com/office/word/2006/wordml" xmlns:wps="http://schemas.microsoft.com/office/word/2010/wordprocessingShape" mc:Ignorable="w14 w15 w16se w16cid w16 w16cex w16sdtdh w16sdtfl w16du wp14">
-  <w:p>
-    <w:pPr>
-      <w:pStyle w:val="Pieddepage"/>
-    </w:pPr>
-  </w:p>
-</w:ftr>
-</file>
-
-<file path=word/footer2.xml><?xml version="1.0" encoding="utf-8"?>
-<w:ftr xmlns:wpc="http://schemas.microsoft.com/office/word/2010/wordprocessingCanvas" xmlns:cx="http://schemas.microsoft.com/office/drawing/2014/chartex" xmlns:cx1="http://schemas.microsoft.com/office/drawing/2015/9/8/chartex" xmlns:cx2="http://schemas.microsoft.com/office/drawing/2015/10/21/chartex" xmlns:cx3="http://schemas.microsoft.com/office/drawing/2016/5/9/chartex" xmlns:cx4="http://schemas.microsoft.com/office/drawing/2016/5/10/chartex" xmlns:cx5="http://schemas.microsoft.com/office/drawing/2016/5/11/chartex" xmlns:cx6="http://schemas.microsoft.com/office/drawing/2016/5/12/chartex" xmlns:cx7="http://schemas.microsoft.com/office/drawing/2016/5/13/chartex" xmlns:cx8="http://schemas.microsoft.com/office/drawing/2016/5/14/chartex" xmlns:mc="http://schemas.openxmlformats.org/markup-compatibility/2006" xmlns:aink="http://schemas.microsoft.com/office/drawing/2016/ink" xmlns:am3d="http://schemas.microsoft.com/office/drawing/2017/model3d" xmlns:o="urn:schemas-microsoft-com:office:office" xmlns:oel="http://schemas.microsoft.com/office/2019/extlst" xmlns:r="http://schemas.openxmlformats.org/officeDocument/2006/relationships" xmlns:m="http://schemas.openxmlformats.org/officeDocument/2006/math" xmlns:v="urn:schemas-microsoft-com:vml" xmlns:wp14="http://schemas.microsoft.com/office/word/2010/wordprocessingDrawing" xmlns:wp="http://schemas.openxmlformats.org/drawingml/2006/wordprocessingDrawing" xmlns:w10="urn:schemas-microsoft-com:office:word" xmlns:w="http://schemas.openxmlformats.org/wordprocessingml/2006/main" xmlns:w14="http://schemas.microsoft.com/office/word/2010/wordml" xmlns:w15="http://schemas.microsoft.com/office/word/2012/wordml" xmlns:w16cex="http://schemas.microsoft.com/office/word/2018/wordml/cex" xmlns:w16cid="http://schemas.microsoft.com/office/word/2016/wordml/cid" xmlns:w16="http://schemas.microsoft.com/office/word/2018/wordml" xmlns:w16du="http://schemas.microsoft.com/office/word/2023/wordml/word16du" xmlns:w16sdtdh="http://schemas.microsoft.com/office/word/2020/wordml/sdtdatahash" xmlns:w16sdtfl="http://schemas.microsoft.com/office/word/2024/wordml/sdtformatlock" xmlns:w16se="http://schemas.microsoft.com/office/word/2015/wordml/symex" xmlns:wpg="http://schemas.microsoft.com/office/word/2010/wordprocessingGroup" xmlns:wpi="http://schemas.microsoft.com/office/word/2010/wordprocessingInk" xmlns:wne="http://schemas.microsoft.com/office/word/2006/wordml" xmlns:wps="http://schemas.microsoft.com/office/word/2010/wordprocessingShape" mc:Ignorable="w14 w15 w16se w16cid w16 w16cex w16sdtdh w16sdtfl w16du wp14">
-  <w:p>
-    <w:pPr>
-      <w:pStyle w:val="ADRESSEpieddepage"/>
-    </w:pPr>
-  </w:p>
-</w:ftr>
-</file>
-
-<file path=word/footer3.xml><?xml version="1.0" encoding="utf-8"?>
-<w:ftr xmlns:wpc="http://schemas.microsoft.com/office/word/2010/wordprocessingCanvas" xmlns:cx="http://schemas.microsoft.com/office/drawing/2014/chartex" xmlns:cx1="http://schemas.microsoft.com/office/drawing/2015/9/8/chartex" xmlns:cx2="http://schemas.microsoft.com/office/drawing/2015/10/21/chartex" xmlns:cx3="http://schemas.microsoft.com/office/drawing/2016/5/9/chartex" xmlns:cx4="http://schemas.microsoft.com/office/drawing/2016/5/10/chartex" xmlns:cx5="http://schemas.microsoft.com/office/drawing/2016/5/11/chartex" xmlns:cx6="http://schemas.microsoft.com/office/drawing/2016/5/12/chartex" xmlns:cx7="http://schemas.microsoft.com/office/drawing/2016/5/13/chartex" xmlns:cx8="http://schemas.microsoft.com/office/drawing/2016/5/14/chartex" xmlns:mc="http://schemas.openxmlformats.org/markup-compatibility/2006" xmlns:aink="http://schemas.microsoft.com/office/drawing/2016/ink" xmlns:am3d="http://schemas.microsoft.com/office/drawing/2017/model3d" xmlns:o="urn:schemas-microsoft-com:office:office" xmlns:oel="http://schemas.microsoft.com/office/2019/extlst" xmlns:r="http://schemas.openxmlformats.org/officeDocument/2006/relationships" xmlns:m="http://schemas.openxmlformats.org/officeDocument/2006/math" xmlns:v="urn:schemas-microsoft-com:vml" xmlns:wp14="http://schemas.microsoft.com/office/word/2010/wordprocessingDrawing" xmlns:wp="http://schemas.openxmlformats.org/drawingml/2006/wordprocessingDrawing" xmlns:w10="urn:schemas-microsoft-com:office:word" xmlns:w="http://schemas.openxmlformats.org/wordprocessingml/2006/main" xmlns:w14="http://schemas.microsoft.com/office/word/2010/wordml" xmlns:w15="http://schemas.microsoft.com/office/word/2012/wordml" xmlns:w16cex="http://schemas.microsoft.com/office/word/2018/wordml/cex" xmlns:w16cid="http://schemas.microsoft.com/office/word/2016/wordml/cid" xmlns:w16="http://schemas.microsoft.com/office/word/2018/wordml" xmlns:w16du="http://schemas.microsoft.com/office/word/2023/wordml/word16du" xmlns:w16sdtdh="http://schemas.microsoft.com/office/word/2020/wordml/sdtdatahash" xmlns:w16sdtfl="http://schemas.microsoft.com/office/word/2024/wordml/sdtformatlock" xmlns:w16se="http://schemas.microsoft.com/office/word/2015/wordml/symex" xmlns:wpg="http://schemas.microsoft.com/office/word/2010/wordprocessingGroup" xmlns:wpi="http://schemas.microsoft.com/office/word/2010/wordprocessingInk" xmlns:wne="http://schemas.microsoft.com/office/word/2006/wordml" xmlns:wps="http://schemas.microsoft.com/office/word/2010/wordprocessingShape" mc:Ignorable="w14 w15 w16se w16cid w16 w16cex w16sdtdh w16sdtfl w16du wp14">
-  <w:p>
-    <w:pPr>
-      <w:pStyle w:val="ADRESSEpieddepage"/>
-      <w:rPr>
-        <w:rFonts w:ascii="Arial" w:hAnsi="Arial" w:cs="Arial"/>
-      </w:rPr>
-    </w:pPr>
-  </w:p>
-</w:ftr>
-</file>
-
 <file path=word/footnotes.xml><?xml version="1.0" encoding="utf-8"?>
 <w:footnotes xmlns:wpc="http://schemas.microsoft.com/office/word/2010/wordprocessingCanvas" xmlns:cx="http://schemas.microsoft.com/office/drawing/2014/chartex" xmlns:cx1="http://schemas.microsoft.com/office/drawing/2015/9/8/chartex" xmlns:cx2="http://schemas.microsoft.com/office/drawing/2015/10/21/chartex" xmlns:cx3="http://schemas.microsoft.com/office/drawing/2016/5/9/chartex" xmlns:cx4="http://schemas.microsoft.com/office/drawing/2016/5/10/chartex" xmlns:cx5="http://schemas.microsoft.com/office/drawing/2016/5/11/chartex" xmlns:cx6="http://schemas.microsoft.com/office/drawing/2016/5/12/chartex" xmlns:cx7="http://schemas.microsoft.com/office/drawing/2016/5/13/chartex" xmlns:cx8="http://schemas.microsoft.com/office/drawing/2016/5/14/chartex" xmlns:mc="http://schemas.openxmlformats.org/markup-compatibility/2006" xmlns:aink="http://schemas.microsoft.com/office/drawing/2016/ink" xmlns:am3d="http://schemas.microsoft.com/office/drawing/2017/model3d" xmlns:o="urn:schemas-microsoft-com:office:office" xmlns:oel="http://schemas.microsoft.com/office/2019/extlst" xmlns:r="http://schemas.openxmlformats.org/officeDocument/2006/relationships" xmlns:m="http://schemas.openxmlformats.org/officeDocument/2006/math" xmlns:v="urn:schemas-microsoft-com:vml" xmlns:wp14="http://schemas.microsoft.com/office/word/2010/wordprocessingDrawing" xmlns:wp="http://schemas.openxmlformats.org/drawingml/2006/wordprocessingDrawing" xmlns:w10="urn:schemas-microsoft-com:office:word" xmlns:w="http://schemas.openxmlformats.org/wordprocessingml/2006/main" xmlns:w14="http://schemas.microsoft.com/office/word/2010/wordml" xmlns:w15="http://schemas.microsoft.com/office/word/2012/wordml" xmlns:w16cex="http://schemas.microsoft.com/office/word/2018/wordml/cex" xmlns:w16cid="http://schemas.microsoft.com/office/word/2016/wordml/cid" xmlns:w16="http://schemas.microsoft.com/office/word/2018/wordml" xmlns:w16du="http://schemas.microsoft.com/office/word/2023/wordml/word16du" xmlns:w16sdtdh="http://schemas.microsoft.com/office/word/2020/wordml/sdtdatahash" xmlns:w16sdtfl="http://schemas.microsoft.com/office/word/2024/wordml/sdtformatlock" xmlns:w16se="http://schemas.microsoft.com/office/word/2015/wordml/symex" xmlns:wpg="http://schemas.microsoft.com/office/word/2010/wordprocessingGroup" xmlns:wpi="http://schemas.microsoft.com/office/word/2010/wordprocessingInk" xmlns:wne="http://schemas.microsoft.com/office/word/2006/wordml" xmlns:wps="http://schemas.microsoft.com/office/word/2010/wordprocessingShape" mc:Ignorable="w14 w15 w16se w16cid w16 w16cex w16sdtdh w16sdtfl w16du wp14">
   <w:footnote w:type="separator" w:id="-1">
@@ -1840,32 +2235,6 @@
     </w:p>
   </w:footnote>
 </w:footnotes>
-</file>
-
-<file path=word/header1.xml><?xml version="1.0" encoding="utf-8"?>
-<w:hdr xmlns:wpc="http://schemas.microsoft.com/office/word/2010/wordprocessingCanvas" xmlns:cx="http://schemas.microsoft.com/office/drawing/2014/chartex" xmlns:cx1="http://schemas.microsoft.com/office/drawing/2015/9/8/chartex" xmlns:cx2="http://schemas.microsoft.com/office/drawing/2015/10/21/chartex" xmlns:cx3="http://schemas.microsoft.com/office/drawing/2016/5/9/chartex" xmlns:cx4="http://schemas.microsoft.com/office/drawing/2016/5/10/chartex" xmlns:cx5="http://schemas.microsoft.com/office/drawing/2016/5/11/chartex" xmlns:cx6="http://schemas.microsoft.com/office/drawing/2016/5/12/chartex" xmlns:cx7="http://schemas.microsoft.com/office/drawing/2016/5/13/chartex" xmlns:cx8="http://schemas.microsoft.com/office/drawing/2016/5/14/chartex" xmlns:mc="http://schemas.openxmlformats.org/markup-compatibility/2006" xmlns:aink="http://schemas.microsoft.com/office/drawing/2016/ink" xmlns:am3d="http://schemas.microsoft.com/office/drawing/2017/model3d" xmlns:o="urn:schemas-microsoft-com:office:office" xmlns:oel="http://schemas.microsoft.com/office/2019/extlst" xmlns:r="http://schemas.openxmlformats.org/officeDocument/2006/relationships" xmlns:m="http://schemas.openxmlformats.org/officeDocument/2006/math" xmlns:v="urn:schemas-microsoft-com:vml" xmlns:wp14="http://schemas.microsoft.com/office/word/2010/wordprocessingDrawing" xmlns:wp="http://schemas.openxmlformats.org/drawingml/2006/wordprocessingDrawing" xmlns:w10="urn:schemas-microsoft-com:office:word" xmlns:w="http://schemas.openxmlformats.org/wordprocessingml/2006/main" xmlns:w14="http://schemas.microsoft.com/office/word/2010/wordml" xmlns:w15="http://schemas.microsoft.com/office/word/2012/wordml" xmlns:w16cex="http://schemas.microsoft.com/office/word/2018/wordml/cex" xmlns:w16cid="http://schemas.microsoft.com/office/word/2016/wordml/cid" xmlns:w16="http://schemas.microsoft.com/office/word/2018/wordml" xmlns:w16du="http://schemas.microsoft.com/office/word/2023/wordml/word16du" xmlns:w16sdtdh="http://schemas.microsoft.com/office/word/2020/wordml/sdtdatahash" xmlns:w16sdtfl="http://schemas.microsoft.com/office/word/2024/wordml/sdtformatlock" xmlns:w16se="http://schemas.microsoft.com/office/word/2015/wordml/symex" xmlns:wpg="http://schemas.microsoft.com/office/word/2010/wordprocessingGroup" xmlns:wpi="http://schemas.microsoft.com/office/word/2010/wordprocessingInk" xmlns:wne="http://schemas.microsoft.com/office/word/2006/wordml" xmlns:wps="http://schemas.microsoft.com/office/word/2010/wordprocessingShape" mc:Ignorable="w14 w15 w16se w16cid w16 w16cex w16sdtdh w16sdtfl w16du wp14">
-  <w:p>
-    <w:pPr>
-      <w:pStyle w:val="En-tte"/>
-    </w:pPr>
-  </w:p>
-</w:hdr>
-</file>
-
-<file path=word/header2.xml><?xml version="1.0" encoding="utf-8"?>
-<w:hdr xmlns:wpc="http://schemas.microsoft.com/office/word/2010/wordprocessingCanvas" xmlns:cx="http://schemas.microsoft.com/office/drawing/2014/chartex" xmlns:cx1="http://schemas.microsoft.com/office/drawing/2015/9/8/chartex" xmlns:cx2="http://schemas.microsoft.com/office/drawing/2015/10/21/chartex" xmlns:cx3="http://schemas.microsoft.com/office/drawing/2016/5/9/chartex" xmlns:cx4="http://schemas.microsoft.com/office/drawing/2016/5/10/chartex" xmlns:cx5="http://schemas.microsoft.com/office/drawing/2016/5/11/chartex" xmlns:cx6="http://schemas.microsoft.com/office/drawing/2016/5/12/chartex" xmlns:cx7="http://schemas.microsoft.com/office/drawing/2016/5/13/chartex" xmlns:cx8="http://schemas.microsoft.com/office/drawing/2016/5/14/chartex" xmlns:mc="http://schemas.openxmlformats.org/markup-compatibility/2006" xmlns:aink="http://schemas.microsoft.com/office/drawing/2016/ink" xmlns:am3d="http://schemas.microsoft.com/office/drawing/2017/model3d" xmlns:o="urn:schemas-microsoft-com:office:office" xmlns:oel="http://schemas.microsoft.com/office/2019/extlst" xmlns:r="http://schemas.openxmlformats.org/officeDocument/2006/relationships" xmlns:m="http://schemas.openxmlformats.org/officeDocument/2006/math" xmlns:v="urn:schemas-microsoft-com:vml" xmlns:wp14="http://schemas.microsoft.com/office/word/2010/wordprocessingDrawing" xmlns:wp="http://schemas.openxmlformats.org/drawingml/2006/wordprocessingDrawing" xmlns:w10="urn:schemas-microsoft-com:office:word" xmlns:w="http://schemas.openxmlformats.org/wordprocessingml/2006/main" xmlns:w14="http://schemas.microsoft.com/office/word/2010/wordml" xmlns:w15="http://schemas.microsoft.com/office/word/2012/wordml" xmlns:w16cex="http://schemas.microsoft.com/office/word/2018/wordml/cex" xmlns:w16cid="http://schemas.microsoft.com/office/word/2016/wordml/cid" xmlns:w16="http://schemas.microsoft.com/office/word/2018/wordml" xmlns:w16du="http://schemas.microsoft.com/office/word/2023/wordml/word16du" xmlns:w16sdtdh="http://schemas.microsoft.com/office/word/2020/wordml/sdtdatahash" xmlns:w16sdtfl="http://schemas.microsoft.com/office/word/2024/wordml/sdtformatlock" xmlns:w16se="http://schemas.microsoft.com/office/word/2015/wordml/symex" xmlns:wpg="http://schemas.microsoft.com/office/word/2010/wordprocessingGroup" xmlns:wpi="http://schemas.microsoft.com/office/word/2010/wordprocessingInk" xmlns:wne="http://schemas.microsoft.com/office/word/2006/wordml" xmlns:wps="http://schemas.microsoft.com/office/word/2010/wordprocessingShape" mc:Ignorable="w14 w15 w16se w16cid w16 w16cex w16sdtdh w16sdtfl w16du wp14">
-  <w:p/>
-</w:hdr>
-</file>
-
-<file path=word/header3.xml><?xml version="1.0" encoding="utf-8"?>
-<w:hdr xmlns:wpc="http://schemas.microsoft.com/office/word/2010/wordprocessingCanvas" xmlns:cx="http://schemas.microsoft.com/office/drawing/2014/chartex" xmlns:cx1="http://schemas.microsoft.com/office/drawing/2015/9/8/chartex" xmlns:cx2="http://schemas.microsoft.com/office/drawing/2015/10/21/chartex" xmlns:cx3="http://schemas.microsoft.com/office/drawing/2016/5/9/chartex" xmlns:cx4="http://schemas.microsoft.com/office/drawing/2016/5/10/chartex" xmlns:cx5="http://schemas.microsoft.com/office/drawing/2016/5/11/chartex" xmlns:cx6="http://schemas.microsoft.com/office/drawing/2016/5/12/chartex" xmlns:cx7="http://schemas.microsoft.com/office/drawing/2016/5/13/chartex" xmlns:cx8="http://schemas.microsoft.com/office/drawing/2016/5/14/chartex" xmlns:mc="http://schemas.openxmlformats.org/markup-compatibility/2006" xmlns:aink="http://schemas.microsoft.com/office/drawing/2016/ink" xmlns:am3d="http://schemas.microsoft.com/office/drawing/2017/model3d" xmlns:o="urn:schemas-microsoft-com:office:office" xmlns:oel="http://schemas.microsoft.com/office/2019/extlst" xmlns:r="http://schemas.openxmlformats.org/officeDocument/2006/relationships" xmlns:m="http://schemas.openxmlformats.org/officeDocument/2006/math" xmlns:v="urn:schemas-microsoft-com:vml" xmlns:wp14="http://schemas.microsoft.com/office/word/2010/wordprocessingDrawing" xmlns:wp="http://schemas.openxmlformats.org/drawingml/2006/wordprocessingDrawing" xmlns:w10="urn:schemas-microsoft-com:office:word" xmlns:w="http://schemas.openxmlformats.org/wordprocessingml/2006/main" xmlns:w14="http://schemas.microsoft.com/office/word/2010/wordml" xmlns:w15="http://schemas.microsoft.com/office/word/2012/wordml" xmlns:w16cex="http://schemas.microsoft.com/office/word/2018/wordml/cex" xmlns:w16cid="http://schemas.microsoft.com/office/word/2016/wordml/cid" xmlns:w16="http://schemas.microsoft.com/office/word/2018/wordml" xmlns:w16du="http://schemas.microsoft.com/office/word/2023/wordml/word16du" xmlns:w16sdtdh="http://schemas.microsoft.com/office/word/2020/wordml/sdtdatahash" xmlns:w16sdtfl="http://schemas.microsoft.com/office/word/2024/wordml/sdtformatlock" xmlns:w16se="http://schemas.microsoft.com/office/word/2015/wordml/symex" xmlns:wpg="http://schemas.microsoft.com/office/word/2010/wordprocessingGroup" xmlns:wpi="http://schemas.microsoft.com/office/word/2010/wordprocessingInk" xmlns:wne="http://schemas.microsoft.com/office/word/2006/wordml" xmlns:wps="http://schemas.microsoft.com/office/word/2010/wordprocessingShape" mc:Ignorable="w14 w15 w16se w16cid w16 w16cex w16sdtdh w16sdtfl w16du wp14">
-  <w:p>
-    <w:pPr>
-      <w:pStyle w:val="En-tte"/>
-    </w:pPr>
-  </w:p>
-</w:hdr>
 </file>
 
 <file path=word/numbering.xml><?xml version="1.0" encoding="utf-8"?>
